--- a/小野町_引継ぎ_整理済/03_計画素案/小野町_法定記載事項チェック_20261015.docx
+++ b/小野町_引継ぎ_整理済/03_計画素案/小野町_法定記載事項チェック_20261015.docx
@@ -3219,25 +3219,7 @@
                 <w:i w:val="0"/>
                 <w:sz w:val="17"/>
               </w:rPr>
-              <w:t>第117条（</w:t>
-            </w:r>
-            <w:r>
-              <w:rPr>
-                <w:rFonts w:ascii="游ゴシック" w:hAnsi="游ゴシック" w:eastAsia="游ゴシック"/>
-                <w:b/>
-                <w:i w:val="0"/>
-                <w:sz w:val="17"/>
-              </w:rPr>
-              <w:t>項番号は確認中</w:t>
-            </w:r>
-            <w:r>
-              <w:rPr>
-                <w:rFonts w:ascii="游ゴシック" w:hAnsi="游ゴシック" w:eastAsia="游ゴシック"/>
-                <w:b w:val="0"/>
-                <w:i w:val="0"/>
-                <w:sz w:val="17"/>
-              </w:rPr>
-              <w:t>）</w:t>
+              <w:t>第117条第10項（改正後第11項）</w:t>
             </w:r>
           </w:p>
         </w:tc>
@@ -3257,7 +3239,16 @@
                 <w:i w:val="0"/>
                 <w:sz w:val="17"/>
               </w:rPr>
-              <w:t>医療計画との整合性の確保</w:t>
+              <w:t>医療介護総合確保促進法第5条第1項の市町村計画</w:t>
+            </w:r>
+            <w:r>
+              <w:rPr>
+                <w:rFonts w:ascii="游ゴシック" w:hAnsi="游ゴシック" w:eastAsia="游ゴシック"/>
+                <w:b w:val="0"/>
+                <w:i w:val="0"/>
+                <w:sz w:val="17"/>
+              </w:rPr>
+              <w:t>との整合性の確保</w:t>
             </w:r>
           </w:p>
         </w:tc>
@@ -3359,25 +3350,7 @@
                 <w:i w:val="0"/>
                 <w:sz w:val="17"/>
               </w:rPr>
-              <w:t>第117条（</w:t>
-            </w:r>
-            <w:r>
-              <w:rPr>
-                <w:rFonts w:ascii="游ゴシック" w:hAnsi="游ゴシック" w:eastAsia="游ゴシック"/>
-                <w:b/>
-                <w:i w:val="0"/>
-                <w:sz w:val="17"/>
-              </w:rPr>
-              <w:t>項番号は確認中</w:t>
-            </w:r>
-            <w:r>
-              <w:rPr>
-                <w:rFonts w:ascii="游ゴシック" w:hAnsi="游ゴシック" w:eastAsia="游ゴシック"/>
-                <w:b w:val="0"/>
-                <w:i w:val="0"/>
-                <w:sz w:val="17"/>
-              </w:rPr>
-              <w:t>）</w:t>
+              <w:t>第117条第7項（改正後第8項）</w:t>
             </w:r>
           </w:p>
         </w:tc>
@@ -3517,7 +3490,147 @@
                 <w:i w:val="0"/>
                 <w:sz w:val="17"/>
               </w:rPr>
-              <w:t>第117条（改正後第9項）</w:t>
+              <w:t>第117条第11項（改正後第12項）</w:t>
+            </w:r>
+          </w:p>
+        </w:tc>
+        <w:tc>
+          <w:tcPr>
+            <w:tcW w:type="dxa" w:w="2835"/>
+            <w:vAlign w:val="center"/>
+          </w:tcPr>
+          <w:p>
+            <w:pPr>
+              <w:spacing w:before="20" w:after="20"/>
+            </w:pPr>
+            <w:r>
+              <w:rPr>
+                <w:rFonts w:ascii="游ゴシック" w:hAnsi="游ゴシック" w:eastAsia="游ゴシック"/>
+                <w:b/>
+                <w:i w:val="0"/>
+                <w:sz w:val="17"/>
+              </w:rPr>
+              <w:t>市町村地域福祉計画・市町村高齢者居住安定確保計画</w:t>
+            </w:r>
+            <w:r>
+              <w:rPr>
+                <w:rFonts w:ascii="游ゴシック" w:hAnsi="游ゴシック" w:eastAsia="游ゴシック"/>
+                <w:b w:val="0"/>
+                <w:i w:val="0"/>
+                <w:sz w:val="17"/>
+              </w:rPr>
+              <w:t>その他の計画と</w:t>
+            </w:r>
+            <w:r>
+              <w:rPr>
+                <w:rFonts w:ascii="游ゴシック" w:hAnsi="游ゴシック" w:eastAsia="游ゴシック"/>
+                <w:b/>
+                <w:i w:val="0"/>
+                <w:sz w:val="17"/>
+              </w:rPr>
+              <w:t>調和</w:t>
+            </w:r>
+          </w:p>
+        </w:tc>
+        <w:tc>
+          <w:tcPr>
+            <w:tcW w:type="dxa" w:w="680"/>
+            <w:vAlign w:val="center"/>
+          </w:tcPr>
+          <w:p>
+            <w:pPr>
+              <w:spacing w:before="20" w:after="20"/>
+            </w:pPr>
+            <w:r>
+              <w:rPr>
+                <w:rFonts w:ascii="游ゴシック" w:hAnsi="游ゴシック" w:eastAsia="游ゴシック"/>
+                <w:b w:val="0"/>
+                <w:i w:val="0"/>
+                <w:sz w:val="17"/>
+              </w:rPr>
+              <w:t>義務</w:t>
+            </w:r>
+          </w:p>
+        </w:tc>
+        <w:tc>
+          <w:tcPr>
+            <w:tcW w:type="dxa" w:w="680"/>
+            <w:vAlign w:val="center"/>
+          </w:tcPr>
+          <w:p>
+            <w:pPr>
+              <w:spacing w:before="20" w:after="20"/>
+            </w:pPr>
+            <w:r>
+              <w:rPr>
+                <w:rFonts w:ascii="游ゴシック" w:hAnsi="游ゴシック" w:eastAsia="游ゴシック"/>
+                <w:b w:val="0"/>
+                <w:i w:val="0"/>
+                <w:sz w:val="17"/>
+              </w:rPr>
+              <w:t>○</w:t>
+            </w:r>
+          </w:p>
+        </w:tc>
+        <w:tc>
+          <w:tcPr>
+            <w:tcW w:type="dxa" w:w="1701"/>
+            <w:vAlign w:val="center"/>
+          </w:tcPr>
+          <w:p>
+            <w:pPr>
+              <w:spacing w:before="20" w:after="20"/>
+            </w:pPr>
+            <w:r>
+              <w:rPr>
+                <w:rFonts w:ascii="游ゴシック" w:hAnsi="游ゴシック" w:eastAsia="游ゴシック"/>
+                <w:b w:val="0"/>
+                <w:i w:val="0"/>
+                <w:sz w:val="17"/>
+              </w:rPr>
+              <w:t>第1章3</w:t>
+            </w:r>
+          </w:p>
+        </w:tc>
+        <w:tc>
+          <w:tcPr>
+            <w:tcW w:type="dxa" w:w="2154"/>
+            <w:vAlign w:val="center"/>
+          </w:tcPr>
+          <w:p>
+            <w:pPr>
+              <w:spacing w:before="20" w:after="20"/>
+            </w:pPr>
+            <w:r>
+              <w:rPr>
+                <w:rFonts w:ascii="游ゴシック" w:hAnsi="游ゴシック" w:eastAsia="游ゴシック"/>
+                <w:b w:val="0"/>
+                <w:i w:val="0"/>
+                <w:sz w:val="17"/>
+              </w:rPr>
+              <w:t>―</w:t>
+            </w:r>
+          </w:p>
+        </w:tc>
+      </w:tr>
+      <w:tr>
+        <w:tc>
+          <w:tcPr>
+            <w:tcW w:type="dxa" w:w="1701"/>
+            <w:vAlign w:val="center"/>
+          </w:tcPr>
+          <w:p>
+            <w:pPr>
+              <w:spacing w:before="20" w:after="20"/>
+            </w:pPr>
+            <w:r>
+              <w:rPr>
+                <w:rFonts w:ascii="游ゴシック" w:hAnsi="游ゴシック" w:eastAsia="游ゴシック"/>
+                <w:b w:val="0"/>
+                <w:i w:val="0"/>
+                <w:sz w:val="17"/>
+              </w:rPr>
+              <w:t>第117条第8項（改正後第9項）</w:t>
             </w:r>
           </w:p>
         </w:tc>
@@ -3666,7 +3779,7 @@
                 <w:i w:val="0"/>
                 <w:sz w:val="17"/>
               </w:rPr>
-              <w:t>第117条（改正後第14項）</w:t>
+              <w:t>第117条第13項（改正後第14項）</w:t>
             </w:r>
           </w:p>
         </w:tc>
@@ -4181,7 +4294,7 @@
           <w:i w:val="0"/>
           <w:sz w:val="21"/>
         </w:rPr>
-        <w:t>○21件／△・✕0件（うち義務0件）です。</w:t>
+        <w:t>○22件／△・✕0件（うち義務0件）です。</w:t>
       </w:r>
     </w:p>
     <w:p>
@@ -5158,11 +5271,29 @@
             <w:r>
               <w:rPr>
                 <w:rFonts w:ascii="游ゴシック" w:hAnsi="游ゴシック" w:eastAsia="游ゴシック"/>
+                <w:b/>
+                <w:i w:val="0"/>
+                <w:sz w:val="17"/>
+              </w:rPr>
+              <w:t>総合支援法第88条第7項</w:t>
+            </w:r>
+            <w:r>
+              <w:rPr>
+                <w:rFonts w:ascii="游ゴシック" w:hAnsi="游ゴシック" w:eastAsia="游ゴシック"/>
                 <w:b w:val="0"/>
                 <w:i w:val="0"/>
                 <w:sz w:val="17"/>
               </w:rPr>
-              <w:t>総合支援法第88条（調和）</w:t>
+              <w:br/>
+            </w:r>
+            <w:r>
+              <w:rPr>
+                <w:rFonts w:ascii="游ゴシック" w:hAnsi="游ゴシック" w:eastAsia="游ゴシック"/>
+                <w:b/>
+                <w:i w:val="0"/>
+                <w:sz w:val="17"/>
+              </w:rPr>
+              <w:t>児福法第33条の20第7項</w:t>
             </w:r>
           </w:p>
         </w:tc>

--- a/小野町_引継ぎ_整理済/03_計画素案/小野町_法定記載事項チェック_20261015.docx
+++ b/小野町_引継ぎ_整理済/03_計画素案/小野町_法定記載事項チェック_20261015.docx
@@ -4041,6 +4041,146 @@
                 <w:i w:val="0"/>
                 <w:sz w:val="17"/>
               </w:rPr>
+              <w:t>老福法第20条の8第3項第3号【新設】</w:t>
+            </w:r>
+          </w:p>
+        </w:tc>
+        <w:tc>
+          <w:tcPr>
+            <w:tcW w:type="dxa" w:w="2835"/>
+            <w:vAlign w:val="center"/>
+          </w:tcPr>
+          <w:p>
+            <w:pPr>
+              <w:spacing w:before="20" w:after="20"/>
+            </w:pPr>
+            <w:r>
+              <w:rPr>
+                <w:rFonts w:ascii="游ゴシック" w:hAnsi="游ゴシック" w:eastAsia="游ゴシック"/>
+                <w:b w:val="0"/>
+                <w:i w:val="0"/>
+                <w:sz w:val="17"/>
+              </w:rPr>
+              <w:t>老人福祉事業等を営む者と</w:t>
+            </w:r>
+            <w:r>
+              <w:rPr>
+                <w:rFonts w:ascii="游ゴシック" w:hAnsi="游ゴシック" w:eastAsia="游ゴシック"/>
+                <w:b/>
+                <w:i w:val="0"/>
+                <w:sz w:val="17"/>
+              </w:rPr>
+              <w:t>社会福祉法第4条第3項の支援関係機関</w:t>
+            </w:r>
+            <w:r>
+              <w:rPr>
+                <w:rFonts w:ascii="游ゴシック" w:hAnsi="游ゴシック" w:eastAsia="游ゴシック"/>
+                <w:b w:val="0"/>
+                <w:i w:val="0"/>
+                <w:sz w:val="17"/>
+              </w:rPr>
+              <w:t>との連携に関する事項</w:t>
+            </w:r>
+          </w:p>
+        </w:tc>
+        <w:tc>
+          <w:tcPr>
+            <w:tcW w:type="dxa" w:w="680"/>
+            <w:vAlign w:val="center"/>
+          </w:tcPr>
+          <w:p>
+            <w:pPr>
+              <w:spacing w:before="20" w:after="20"/>
+            </w:pPr>
+            <w:r>
+              <w:rPr>
+                <w:rFonts w:ascii="游ゴシック" w:hAnsi="游ゴシック" w:eastAsia="游ゴシック"/>
+                <w:b w:val="0"/>
+                <w:i w:val="0"/>
+                <w:sz w:val="17"/>
+              </w:rPr>
+              <w:t>努力</w:t>
+            </w:r>
+          </w:p>
+        </w:tc>
+        <w:tc>
+          <w:tcPr>
+            <w:tcW w:type="dxa" w:w="680"/>
+            <w:vAlign w:val="center"/>
+          </w:tcPr>
+          <w:p>
+            <w:pPr>
+              <w:spacing w:before="20" w:after="20"/>
+            </w:pPr>
+            <w:r>
+              <w:rPr>
+                <w:rFonts w:ascii="游ゴシック" w:hAnsi="游ゴシック" w:eastAsia="游ゴシック"/>
+                <w:b w:val="0"/>
+                <w:i w:val="0"/>
+                <w:sz w:val="17"/>
+              </w:rPr>
+              <w:t>○</w:t>
+            </w:r>
+          </w:p>
+        </w:tc>
+        <w:tc>
+          <w:tcPr>
+            <w:tcW w:type="dxa" w:w="1701"/>
+            <w:vAlign w:val="center"/>
+          </w:tcPr>
+          <w:p>
+            <w:pPr>
+              <w:spacing w:before="20" w:after="20"/>
+            </w:pPr>
+            <w:r>
+              <w:rPr>
+                <w:rFonts w:ascii="游ゴシック" w:hAnsi="游ゴシック" w:eastAsia="游ゴシック"/>
+                <w:b w:val="0"/>
+                <w:i w:val="0"/>
+                <w:sz w:val="17"/>
+              </w:rPr>
+              <w:t>第6章9</w:t>
+            </w:r>
+          </w:p>
+        </w:tc>
+        <w:tc>
+          <w:tcPr>
+            <w:tcW w:type="dxa" w:w="2154"/>
+            <w:vAlign w:val="center"/>
+          </w:tcPr>
+          <w:p>
+            <w:pPr>
+              <w:spacing w:before="20" w:after="20"/>
+            </w:pPr>
+            <w:r>
+              <w:rPr>
+                <w:rFonts w:ascii="游ゴシック" w:hAnsi="游ゴシック" w:eastAsia="游ゴシック"/>
+                <w:b w:val="0"/>
+                <w:i w:val="0"/>
+                <w:sz w:val="17"/>
+              </w:rPr>
+              <w:t>―</w:t>
+            </w:r>
+          </w:p>
+        </w:tc>
+      </w:tr>
+      <w:tr>
+        <w:tc>
+          <w:tcPr>
+            <w:tcW w:type="dxa" w:w="1701"/>
+            <w:vAlign w:val="center"/>
+          </w:tcPr>
+          <w:p>
+            <w:pPr>
+              <w:spacing w:before="20" w:after="20"/>
+            </w:pPr>
+            <w:r>
+              <w:rPr>
+                <w:rFonts w:ascii="游ゴシック" w:hAnsi="游ゴシック" w:eastAsia="游ゴシック"/>
+                <w:b w:val="0"/>
+                <w:i w:val="0"/>
+                <w:sz w:val="17"/>
+              </w:rPr>
               <w:t>認知症基本法第13条第1項</w:t>
             </w:r>
           </w:p>
@@ -4294,7 +4434,7 @@
           <w:i w:val="0"/>
           <w:sz w:val="21"/>
         </w:rPr>
-        <w:t>○22件／△・✕0件（うち義務0件）です。</w:t>
+        <w:t>○23件／△・✕0件（うち義務0件）です。</w:t>
       </w:r>
     </w:p>
     <w:p>
@@ -5659,7 +5799,6 @@
           </w:tcPr>
           <w:p>
             <w:pPr>
-              <w:keepNext/>
               <w:spacing w:before="20" w:after="20"/>
             </w:pPr>
             <w:r>
@@ -5680,7 +5819,6 @@
           </w:tcPr>
           <w:p>
             <w:pPr>
-              <w:keepNext/>
               <w:spacing w:before="20" w:after="20"/>
             </w:pPr>
             <w:r>
@@ -5701,7 +5839,6 @@
           </w:tcPr>
           <w:p>
             <w:pPr>
-              <w:keepNext/>
               <w:spacing w:before="20" w:after="20"/>
             </w:pPr>
             <w:r>
@@ -5722,7 +5859,6 @@
           </w:tcPr>
           <w:p>
             <w:pPr>
-              <w:keepNext/>
               <w:spacing w:before="20" w:after="20"/>
             </w:pPr>
             <w:r>
@@ -5743,7 +5879,6 @@
           </w:tcPr>
           <w:p>
             <w:pPr>
-              <w:keepNext/>
               <w:spacing w:before="20" w:after="20"/>
             </w:pPr>
             <w:r>
@@ -5764,7 +5899,6 @@
           </w:tcPr>
           <w:p>
             <w:pPr>
-              <w:keepNext/>
               <w:spacing w:before="20" w:after="20"/>
             </w:pPr>
             <w:r>
@@ -5816,7 +5950,7 @@
                 <w:i w:val="0"/>
                 <w:sz w:val="17"/>
               </w:rPr>
-              <w:t>医療的ケア者（18歳以上）・重症心身障害者</w:t>
+              <w:t>18歳以上の医療的ケア児等・重症心身障害者</w:t>
             </w:r>
             <w:r>
               <w:rPr>
@@ -5910,6 +6044,128 @@
           </w:p>
         </w:tc>
       </w:tr>
+      <w:tr>
+        <w:tc>
+          <w:tcPr>
+            <w:tcW w:type="dxa" w:w="1701"/>
+            <w:vAlign w:val="center"/>
+          </w:tcPr>
+          <w:p>
+            <w:pPr>
+              <w:spacing w:before="20" w:after="20"/>
+            </w:pPr>
+            <w:r>
+              <w:rPr>
+                <w:rFonts w:ascii="游ゴシック" w:hAnsi="游ゴシック" w:eastAsia="游ゴシック"/>
+                <w:b w:val="0"/>
+                <w:i w:val="0"/>
+                <w:sz w:val="17"/>
+              </w:rPr>
+              <w:t>同法（題名の改正）</w:t>
+            </w:r>
+          </w:p>
+        </w:tc>
+        <w:tc>
+          <w:tcPr>
+            <w:tcW w:type="dxa" w:w="2835"/>
+            <w:vAlign w:val="center"/>
+          </w:tcPr>
+          <w:p>
+            <w:pPr>
+              <w:spacing w:before="20" w:after="20"/>
+            </w:pPr>
+            <w:r>
+              <w:rPr>
+                <w:rFonts w:ascii="游ゴシック" w:hAnsi="游ゴシック" w:eastAsia="游ゴシック"/>
+                <w:b/>
+                <w:i w:val="0"/>
+                <w:sz w:val="17"/>
+              </w:rPr>
+              <w:t>題名が「医療的ケア児等及び重症心身障害者並びにそれらの家族に対する支援に関する法律」に改まる</w:t>
+            </w:r>
+          </w:p>
+        </w:tc>
+        <w:tc>
+          <w:tcPr>
+            <w:tcW w:type="dxa" w:w="680"/>
+            <w:vAlign w:val="center"/>
+          </w:tcPr>
+          <w:p>
+            <w:pPr>
+              <w:spacing w:before="20" w:after="20"/>
+            </w:pPr>
+            <w:r>
+              <w:rPr>
+                <w:rFonts w:ascii="游ゴシック" w:hAnsi="游ゴシック" w:eastAsia="游ゴシック"/>
+                <w:b w:val="0"/>
+                <w:i w:val="0"/>
+                <w:sz w:val="17"/>
+              </w:rPr>
+              <w:t>―</w:t>
+            </w:r>
+          </w:p>
+        </w:tc>
+        <w:tc>
+          <w:tcPr>
+            <w:tcW w:type="dxa" w:w="680"/>
+            <w:vAlign w:val="center"/>
+          </w:tcPr>
+          <w:p>
+            <w:pPr>
+              <w:spacing w:before="20" w:after="20"/>
+            </w:pPr>
+            <w:r>
+              <w:rPr>
+                <w:rFonts w:ascii="游ゴシック" w:hAnsi="游ゴシック" w:eastAsia="游ゴシック"/>
+                <w:b w:val="0"/>
+                <w:i w:val="0"/>
+                <w:sz w:val="17"/>
+              </w:rPr>
+              <w:t>○</w:t>
+            </w:r>
+          </w:p>
+        </w:tc>
+        <w:tc>
+          <w:tcPr>
+            <w:tcW w:type="dxa" w:w="1701"/>
+            <w:vAlign w:val="center"/>
+          </w:tcPr>
+          <w:p>
+            <w:pPr>
+              <w:spacing w:before="20" w:after="20"/>
+            </w:pPr>
+            <w:r>
+              <w:rPr>
+                <w:rFonts w:ascii="游ゴシック" w:hAnsi="游ゴシック" w:eastAsia="游ゴシック"/>
+                <w:b w:val="0"/>
+                <w:i w:val="0"/>
+                <w:sz w:val="17"/>
+              </w:rPr>
+              <w:t>第1部第1章3</w:t>
+            </w:r>
+          </w:p>
+        </w:tc>
+        <w:tc>
+          <w:tcPr>
+            <w:tcW w:type="dxa" w:w="2154"/>
+            <w:vAlign w:val="center"/>
+          </w:tcPr>
+          <w:p>
+            <w:pPr>
+              <w:spacing w:before="20" w:after="20"/>
+            </w:pPr>
+            <w:r>
+              <w:rPr>
+                <w:rFonts w:ascii="游ゴシック" w:hAnsi="游ゴシック" w:eastAsia="游ゴシック"/>
+                <w:b w:val="0"/>
+                <w:i w:val="0"/>
+                <w:sz w:val="17"/>
+              </w:rPr>
+              <w:t>―</w:t>
+            </w:r>
+          </w:p>
+        </w:tc>
+      </w:tr>
     </w:tbl>
     <w:p>
       <w:pPr>
@@ -5927,7 +6183,7 @@
           <w:i w:val="0"/>
           <w:sz w:val="21"/>
         </w:rPr>
-        <w:t>○11件／△・✕0件です。</w:t>
+        <w:t>○12件／△・✕0件です。</w:t>
       </w:r>
       <w:r>
         <w:rPr>

--- a/小野町_引継ぎ_整理済/03_計画素案/小野町_法定記載事項チェック_20261015.docx
+++ b/小野町_引継ぎ_整理済/03_計画素案/小野町_法定記載事項チェック_20261015.docx
@@ -746,7 +746,7 @@
                 <w:i w:val="0"/>
                 <w:sz w:val="17"/>
               </w:rPr>
-              <w:t>小野町高齢者保健福祉計画_第10期介護保険事業計画_素案_第11版_20261015.docx</w:t>
+              <w:t>小野町高齢者保健福祉計画_第10期介護保険事業計画_素案_第12版_20261020.docx</w:t>
             </w:r>
           </w:p>
         </w:tc>

--- a/小野町_引継ぎ_整理済/03_計画素案/小野町_法定記載事項チェック_20261015.docx
+++ b/小野町_引継ぎ_整理済/03_計画素案/小野町_法定記載事項チェック_20261015.docx
@@ -788,7 +788,7 @@
                 <w:i w:val="0"/>
                 <w:sz w:val="17"/>
               </w:rPr>
-              <w:t>おのまち障がい者計画_第4期障がい児福祉計画_第8期障がい福祉計画_素案_第1版_20261015.docx</w:t>
+              <w:t>おのまち障がい者計画_第4期障がい児福祉計画_第8期障がい福祉計画_素案_第2版_20261020.docx</w:t>
             </w:r>
           </w:p>
         </w:tc>

--- a/小野町_引継ぎ_整理済/03_計画素案/小野町_法定記載事項チェック_20261015.docx
+++ b/小野町_引継ぎ_整理済/03_計画素案/小野町_法定記載事項チェック_20261015.docx
@@ -746,7 +746,7 @@
                 <w:i w:val="0"/>
                 <w:sz w:val="17"/>
               </w:rPr>
-              <w:t>小野町高齢者保健福祉計画_第10期介護保険事業計画_素案_第12版_20261020.docx</w:t>
+              <w:t>小野町高齢者保健福祉計画_第10期介護保険事業計画_素案_第13版_20261020.docx</w:t>
             </w:r>
           </w:p>
         </w:tc>

--- a/小野町_引継ぎ_整理済/03_計画素案/小野町_法定記載事項チェック_20261015.docx
+++ b/小野町_引継ぎ_整理済/03_計画素案/小野町_法定記載事項チェック_20261015.docx
@@ -746,7 +746,7 @@
                 <w:i w:val="0"/>
                 <w:sz w:val="17"/>
               </w:rPr>
-              <w:t>小野町高齢者保健福祉計画_第10期介護保険事業計画_素案_第13版_20261020.docx</w:t>
+              <w:t>小野町高齢者保健福祉計画_第10期介護保険事業計画_素案_第14版_20261020.docx</w:t>
             </w:r>
           </w:p>
         </w:tc>

--- a/小野町_引継ぎ_整理済/03_計画素案/小野町_法定記載事項チェック_20261015.docx
+++ b/小野町_引継ぎ_整理済/03_計画素案/小野町_法定記載事項チェック_20261015.docx
@@ -788,7 +788,7 @@
                 <w:i w:val="0"/>
                 <w:sz w:val="17"/>
               </w:rPr>
-              <w:t>おのまち障がい者計画_第4期障がい児福祉計画_第8期障がい福祉計画_素案_第2版_20261020.docx</w:t>
+              <w:t>おのまち障がい者計画_第4期障がい児福祉計画_第8期障がい福祉計画_素案_第3版_20261020.docx</w:t>
             </w:r>
           </w:p>
         </w:tc>

--- a/小野町_引継ぎ_整理済/03_計画素案/小野町_法定記載事項チェック_20261015.docx
+++ b/小野町_引継ぎ_整理済/03_計画素案/小野町_法定記載事項チェック_20261015.docx
@@ -746,7 +746,7 @@
                 <w:i w:val="0"/>
                 <w:sz w:val="17"/>
               </w:rPr>
-              <w:t>小野町高齢者保健福祉計画_第10期介護保険事業計画_素案_第14版_20261020.docx</w:t>
+              <w:t>小野町高齢者保健福祉計画_第10期介護保険事業計画_素案_第15版_20261021.docx</w:t>
             </w:r>
           </w:p>
         </w:tc>

--- a/小野町_引継ぎ_整理済/03_計画素案/小野町_法定記載事項チェック_20261015.docx
+++ b/小野町_引継ぎ_整理済/03_計画素案/小野町_法定記載事項チェック_20261015.docx
@@ -788,7 +788,7 @@
                 <w:i w:val="0"/>
                 <w:sz w:val="17"/>
               </w:rPr>
-              <w:t>おのまち障がい者計画_第4期障がい児福祉計画_第8期障がい福祉計画_素案_第3版_20261020.docx</w:t>
+              <w:t>おのまち障がい者計画_第4期障がい児福祉計画_第8期障がい福祉計画_素案_第4版_20261021.docx</w:t>
             </w:r>
           </w:p>
         </w:tc>

--- a/小野町_引継ぎ_整理済/03_計画素案/小野町_法定記載事項チェック_20261015.docx
+++ b/小野町_引継ぎ_整理済/03_計画素案/小野町_法定記載事項チェック_20261015.docx
@@ -746,7 +746,7 @@
                 <w:i w:val="0"/>
                 <w:sz w:val="17"/>
               </w:rPr>
-              <w:t>小野町高齢者保健福祉計画_第10期介護保険事業計画_素案_第15版_20261021.docx</w:t>
+              <w:t>小野町高齢者保健福祉計画_第10期介護保険事業計画_素案_第16版_20261022.docx</w:t>
             </w:r>
           </w:p>
         </w:tc>

--- a/小野町_引継ぎ_整理済/03_計画素案/小野町_法定記載事項チェック_20261015.docx
+++ b/小野町_引継ぎ_整理済/03_計画素案/小野町_法定記載事項チェック_20261015.docx
@@ -788,7 +788,7 @@
                 <w:i w:val="0"/>
                 <w:sz w:val="17"/>
               </w:rPr>
-              <w:t>おのまち障がい者計画_第4期障がい児福祉計画_第8期障がい福祉計画_素案_第4版_20261021.docx</w:t>
+              <w:t>おのまち障がい者計画_第4期障がい児福祉計画_第8期障がい福祉計画_素案_第5版_20261023.docx</w:t>
             </w:r>
           </w:p>
         </w:tc>
